--- a/paper/Supplementary_Material_v5.docx
+++ b/paper/Supplementary_Material_v5.docx
@@ -23,6 +23,147 @@
     <w:p>
       <w:r>
         <w:t>Table S1. Per-class AP50 on the validation set. On the held-out test set, the key rare-class result is active 0.526 → 0.639 (baseline → M4, +11.3 points); sitting 0.534 → 0.571; fight 0.840 → 0.871.</w:t>
+      </w:r>
+    </w:p>
+    <w:p>
+      <w:r>
+        <w:drawing>
+          <wp:inline xmlns:a="http://schemas.openxmlformats.org/drawingml/2006/main" xmlns:pic="http://schemas.openxmlformats.org/drawingml/2006/picture">
+            <wp:extent cx="5669280" cy="2093854"/>
+            <wp:docPr id="1" name="Picture 1"/>
+            <wp:cNvGraphicFramePr>
+              <a:graphicFrameLocks noChangeAspect="1"/>
+            </wp:cNvGraphicFramePr>
+            <a:graphic>
+              <a:graphicData uri="http://schemas.openxmlformats.org/drawingml/2006/picture">
+                <pic:pic>
+                  <pic:nvPicPr>
+                    <pic:cNvPr id="0" name="figS1-pr-curves.png"/>
+                    <pic:cNvPicPr/>
+                  </pic:nvPicPr>
+                  <pic:blipFill>
+                    <a:blip r:embed="rId9"/>
+                    <a:stretch>
+                      <a:fillRect/>
+                    </a:stretch>
+                  </pic:blipFill>
+                  <pic:spPr>
+                    <a:xfrm>
+                      <a:off x="0" y="0"/>
+                      <a:ext cx="5669280" cy="2093854"/>
+                    </a:xfrm>
+                    <a:prstGeom prst="rect"/>
+                  </pic:spPr>
+                </pic:pic>
+              </a:graphicData>
+            </a:graphic>
+          </wp:inline>
+        </w:drawing>
+      </w:r>
+    </w:p>
+    <w:p>
+      <w:pPr>
+        <w:jc w:val="center"/>
+      </w:pPr>
+      <w:r>
+        <w:rPr>
+          <w:sz w:val="18"/>
+        </w:rPr>
+        <w:t>Fig. S1 Precision–recall curves on the held-out test set for the baseline (left) and the final lightweight model M5 (right). Behaviour-class curves are shown thin; the thick blue curve is the all-class average (mAP50 in the legend)</w:t>
+      </w:r>
+    </w:p>
+    <w:p>
+      <w:r>
+        <w:drawing>
+          <wp:inline xmlns:a="http://schemas.openxmlformats.org/drawingml/2006/main" xmlns:pic="http://schemas.openxmlformats.org/drawingml/2006/picture">
+            <wp:extent cx="5669280" cy="2565736"/>
+            <wp:docPr id="2" name="Picture 2"/>
+            <wp:cNvGraphicFramePr>
+              <a:graphicFrameLocks noChangeAspect="1"/>
+            </wp:cNvGraphicFramePr>
+            <a:graphic>
+              <a:graphicData uri="http://schemas.openxmlformats.org/drawingml/2006/picture">
+                <pic:pic>
+                  <pic:nvPicPr>
+                    <pic:cNvPr id="0" name="figS2-latency-breakdown.png"/>
+                    <pic:cNvPicPr/>
+                  </pic:nvPicPr>
+                  <pic:blipFill>
+                    <a:blip r:embed="rId10"/>
+                    <a:stretch>
+                      <a:fillRect/>
+                    </a:stretch>
+                  </pic:blipFill>
+                  <pic:spPr>
+                    <a:xfrm>
+                      <a:off x="0" y="0"/>
+                      <a:ext cx="5669280" cy="2565736"/>
+                    </a:xfrm>
+                    <a:prstGeom prst="rect"/>
+                  </pic:spPr>
+                </pic:pic>
+              </a:graphicData>
+            </a:graphic>
+          </wp:inline>
+        </w:drawing>
+      </w:r>
+    </w:p>
+    <w:p>
+      <w:pPr>
+        <w:jc w:val="center"/>
+      </w:pPr>
+      <w:r>
+        <w:rPr>
+          <w:sz w:val="18"/>
+        </w:rPr>
+        <w:t>Fig. S2 Latency budget on the Jetson Nano. (a) Engine-side decomposition (TensorRT measurement): GPU compute dominates at both input sizes; H2D/D2H transfers are negligible. (b) CPU-side pre/post-processing costs in a pure-Python pipeline (log scale): naive decode and resize can exceed GPU compute, so production pipelines should implement pre/post-processing in C or CUDA</w:t>
+      </w:r>
+    </w:p>
+    <w:p>
+      <w:r>
+        <w:drawing>
+          <wp:inline xmlns:a="http://schemas.openxmlformats.org/drawingml/2006/main" xmlns:pic="http://schemas.openxmlformats.org/drawingml/2006/picture">
+            <wp:extent cx="5669280" cy="2461881"/>
+            <wp:docPr id="3" name="Picture 3"/>
+            <wp:cNvGraphicFramePr>
+              <a:graphicFrameLocks noChangeAspect="1"/>
+            </wp:cNvGraphicFramePr>
+            <a:graphic>
+              <a:graphicData uri="http://schemas.openxmlformats.org/drawingml/2006/picture">
+                <pic:pic>
+                  <pic:nvPicPr>
+                    <pic:cNvPr id="0" name="figS3-thermal-timeline.png"/>
+                    <pic:cNvPicPr/>
+                  </pic:nvPicPr>
+                  <pic:blipFill>
+                    <a:blip r:embed="rId11"/>
+                    <a:stretch>
+                      <a:fillRect/>
+                    </a:stretch>
+                  </pic:blipFill>
+                  <pic:spPr>
+                    <a:xfrm>
+                      <a:off x="0" y="0"/>
+                      <a:ext cx="5669280" cy="2461881"/>
+                    </a:xfrm>
+                    <a:prstGeom prst="rect"/>
+                  </pic:spPr>
+                </pic:pic>
+              </a:graphicData>
+            </a:graphic>
+          </wp:inline>
+        </w:drawing>
+      </w:r>
+    </w:p>
+    <w:p>
+      <w:pPr>
+        <w:jc w:val="center"/>
+      </w:pPr>
+      <w:r>
+        <w:rPr>
+          <w:sz w:val="18"/>
+        </w:rPr>
+        <w:t>Fig. S3 Sustained-operation timeline on the Jetson Nano over 12,000 consecutive inferences (10.7 min, M5 at 640×640 FP16). Throughput holds at 20.0 FPS (99th-percentile latency 51.3 ms); GPU temperature peaks at 55.5 °C with zero thermal-throttling events and no clock drop</w:t>
       </w:r>
     </w:p>
     <w:sectPr>

--- a/paper/Supplementary_Material_v5.docx
+++ b/paper/Supplementary_Material_v5.docx
@@ -29,7 +29,7 @@
       <w:r>
         <w:drawing>
           <wp:inline xmlns:a="http://schemas.openxmlformats.org/drawingml/2006/main" xmlns:pic="http://schemas.openxmlformats.org/drawingml/2006/picture">
-            <wp:extent cx="5669280" cy="2093854"/>
+            <wp:extent cx="5669280" cy="4198891"/>
             <wp:docPr id="1" name="Picture 1"/>
             <wp:cNvGraphicFramePr>
               <a:graphicFrameLocks noChangeAspect="1"/>
@@ -42,7 +42,7 @@
                     <pic:cNvPicPr/>
                   </pic:nvPicPr>
                   <pic:blipFill>
-                    <a:blip r:embed="rId9"/>
+                    <a:blip r:embed="rId12"/>
                     <a:stretch>
                       <a:fillRect/>
                     </a:stretch>
@@ -50,7 +50,7 @@
                   <pic:spPr>
                     <a:xfrm>
                       <a:off x="0" y="0"/>
-                      <a:ext cx="5669280" cy="2093854"/>
+                      <a:ext cx="5669280" cy="4198891"/>
                     </a:xfrm>
                     <a:prstGeom prst="rect"/>
                   </pic:spPr>
@@ -69,14 +69,14 @@
         <w:rPr>
           <w:sz w:val="18"/>
         </w:rPr>
-        <w:t>Fig. S1 Precision–recall curves on the held-out test set for the baseline (left) and the final lightweight model M5 (right). Behaviour-class curves are shown thin; the thick blue curve is the all-class average (mAP50 in the legend)</w:t>
+        <w:t>Fig. S1 Precision–recall curves on the held-out test set for the four ablation models: (a) baseline YOLOv11n (mAP50 0.596), (b) M3 FasterNet-only (0.569), (c) M4 sampling-only (0.604), (d) final M5 (0.593). Behaviour-class curves are shown thin; the thick blue curve is the all-class average</w:t>
       </w:r>
     </w:p>
     <w:p>
       <w:r>
         <w:drawing>
           <wp:inline xmlns:a="http://schemas.openxmlformats.org/drawingml/2006/main" xmlns:pic="http://schemas.openxmlformats.org/drawingml/2006/picture">
-            <wp:extent cx="5669280" cy="2565736"/>
+            <wp:extent cx="5669280" cy="2571700"/>
             <wp:docPr id="2" name="Picture 2"/>
             <wp:cNvGraphicFramePr>
               <a:graphicFrameLocks noChangeAspect="1"/>
@@ -89,7 +89,7 @@
                     <pic:cNvPicPr/>
                   </pic:nvPicPr>
                   <pic:blipFill>
-                    <a:blip r:embed="rId10"/>
+                    <a:blip r:embed="rId13"/>
                     <a:stretch>
                       <a:fillRect/>
                     </a:stretch>
@@ -97,7 +97,7 @@
                   <pic:spPr>
                     <a:xfrm>
                       <a:off x="0" y="0"/>
-                      <a:ext cx="5669280" cy="2565736"/>
+                      <a:ext cx="5669280" cy="2571700"/>
                     </a:xfrm>
                     <a:prstGeom prst="rect"/>
                   </pic:spPr>
@@ -123,7 +123,7 @@
       <w:r>
         <w:drawing>
           <wp:inline xmlns:a="http://schemas.openxmlformats.org/drawingml/2006/main" xmlns:pic="http://schemas.openxmlformats.org/drawingml/2006/picture">
-            <wp:extent cx="5669280" cy="2461881"/>
+            <wp:extent cx="5669280" cy="2317482"/>
             <wp:docPr id="3" name="Picture 3"/>
             <wp:cNvGraphicFramePr>
               <a:graphicFrameLocks noChangeAspect="1"/>
@@ -136,7 +136,7 @@
                     <pic:cNvPicPr/>
                   </pic:nvPicPr>
                   <pic:blipFill>
-                    <a:blip r:embed="rId11"/>
+                    <a:blip r:embed="rId14"/>
                     <a:stretch>
                       <a:fillRect/>
                     </a:stretch>
@@ -144,7 +144,7 @@
                   <pic:spPr>
                     <a:xfrm>
                       <a:off x="0" y="0"/>
-                      <a:ext cx="5669280" cy="2461881"/>
+                      <a:ext cx="5669280" cy="2317482"/>
                     </a:xfrm>
                     <a:prstGeom prst="rect"/>
                   </pic:spPr>

--- a/paper/Supplementary_Material_v5.docx
+++ b/paper/Supplementary_Material_v5.docx
@@ -17,7 +17,7 @@
     </w:p>
     <w:p>
       <w:r>
-        <w:t>Journal of Real-Time Image Processing · [Author names] · Corresponding author: [e-mail]</w:t>
+        <w:t>Journal of Real-Time Image Processing · Zhan Zhang · Linlin Gou · Corresponding author: Zhan Zhang, 851709772@qq.com</w:t>
       </w:r>
     </w:p>
     <w:p>
